--- a/README.docx
+++ b/README.docx
@@ -3,17 +3,28 @@
 <w:document xmlns:wpc="http://schemas.microsoft.com/office/word/2010/wordprocessingCanvas" xmlns:cx="http://schemas.microsoft.com/office/drawing/2014/chartex" xmlns:cx1="http://schemas.microsoft.com/office/drawing/2015/9/8/chartex" xmlns:cx2="http://schemas.microsoft.com/office/drawing/2015/10/21/chartex" xmlns:cx3="http://schemas.microsoft.com/office/drawing/2016/5/9/chartex" xmlns:cx4="http://schemas.microsoft.com/office/drawing/2016/5/10/chartex" xmlns:cx5="http://schemas.microsoft.com/office/drawing/2016/5/11/chartex" xmlns:cx6="http://schemas.microsoft.com/office/drawing/2016/5/12/chartex" xmlns:cx7="http://schemas.microsoft.com/office/drawing/2016/5/13/chartex" xmlns:cx8="http://schemas.microsoft.com/office/drawing/2016/5/14/chartex" xmlns:mc="http://schemas.openxmlformats.org/markup-compatibility/2006" xmlns:aink="http://schemas.microsoft.com/office/drawing/2016/ink" xmlns:am3d="http://schemas.microsoft.com/office/drawing/2017/model3d" xmlns:o="urn:schemas-microsoft-com:office:office" xmlns:oel="http://schemas.microsoft.com/office/2019/extlst" xmlns:r="http://schemas.openxmlformats.org/officeDocument/2006/relationships" xmlns:m="http://schemas.openxmlformats.org/officeDocument/2006/math" xmlns:v="urn:schemas-microsoft-com:vml" xmlns:wp14="http://schemas.microsoft.com/office/word/2010/wordprocessingDrawing" xmlns:wp="http://schemas.openxmlformats.org/drawingml/2006/wordprocessingDrawing" xmlns:w10="urn:schemas-microsoft-com:office:word" xmlns:w="http://schemas.openxmlformats.org/wordprocessingml/2006/main" xmlns:w14="http://schemas.microsoft.com/office/word/2010/wordml" xmlns:w15="http://schemas.microsoft.com/office/word/2012/wordml" xmlns:w16cex="http://schemas.microsoft.com/office/word/2018/wordml/cex" xmlns:w16cid="http://schemas.microsoft.com/office/word/2016/wordml/cid" xmlns:w16="http://schemas.microsoft.com/office/word/2018/wordml" xmlns:w16du="http://schemas.microsoft.com/office/word/2023/wordml/word16du" xmlns:w16sdtdh="http://schemas.microsoft.com/office/word/2020/wordml/sdtdatahash" xmlns:w16sdtfl="http://schemas.microsoft.com/office/word/2024/wordml/sdtformatlock" xmlns:w16se="http://schemas.microsoft.com/office/word/2015/wordml/symex" xmlns:wpg="http://schemas.microsoft.com/office/word/2010/wordprocessingGroup" xmlns:wpi="http://schemas.microsoft.com/office/word/2010/wordprocessingInk" xmlns:wne="http://schemas.microsoft.com/office/word/2006/wordml" xmlns:wps="http://schemas.microsoft.com/office/word/2010/wordprocessingShape" mc:Ignorable="w14 w15 w16se w16cid w16 w16cex w16sdtdh w16sdtfl w16du wp14">
   <w:body>
     <w:p>
-      <w:proofErr w:type="spellStart"/>
-      <w:r>
-        <w:t>Carregar</w:t>
-      </w:r>
-      <w:proofErr w:type="spellEnd"/>
-      <w:r>
-        <w:t xml:space="preserve"> dataset</w:t>
-      </w:r>
-    </w:p>
-    <w:p>
-      <w:r>
+      <w:pPr>
+        <w:rPr>
+          <w:lang w:val="pt-PT"/>
+        </w:rPr>
+      </w:pPr>
+      <w:r>
+        <w:rPr>
+          <w:lang w:val="pt-PT"/>
+        </w:rPr>
+        <w:t>Carregar dataset</w:t>
+      </w:r>
+    </w:p>
+    <w:p>
+      <w:pPr>
+        <w:rPr>
+          <w:lang w:val="pt-PT"/>
+        </w:rPr>
+      </w:pPr>
+      <w:r>
+        <w:rPr>
+          <w:lang w:val="pt-PT"/>
+        </w:rPr>
         <w:t>Load and transform</w:t>
       </w:r>
     </w:p>
@@ -24,6 +35,9 @@
         </w:rPr>
       </w:pPr>
       <w:r>
+        <w:rPr>
+          <w:noProof/>
+        </w:rPr>
         <w:drawing>
           <wp:inline distT="0" distB="0" distL="0" distR="0" wp14:anchorId="7F57FBF0" wp14:editId="647D05E7">
             <wp:extent cx="5731510" cy="4295140"/>
@@ -100,14 +114,12 @@
           <w:lang w:val="pt-PT"/>
         </w:rPr>
       </w:pPr>
-      <w:proofErr w:type="spellStart"/>
       <w:r>
         <w:rPr>
           <w:lang w:val="pt-PT"/>
         </w:rPr>
         <w:t>human_development_index</w:t>
       </w:r>
-      <w:proofErr w:type="spellEnd"/>
       <w:r>
         <w:rPr>
           <w:lang w:val="pt-PT"/>
@@ -183,6 +195,7 @@
       </w:pPr>
       <w:r>
         <w:rPr>
+          <w:noProof/>
           <w:lang w:val="pt-PT"/>
         </w:rPr>
         <w:lastRenderedPageBreak/>
@@ -245,6 +258,7 @@
       </w:pPr>
       <w:r>
         <w:rPr>
+          <w:noProof/>
           <w:lang w:val="pt-PT"/>
         </w:rPr>
         <w:lastRenderedPageBreak/>
@@ -313,6 +327,7 @@
       </w:pPr>
       <w:r>
         <w:rPr>
+          <w:noProof/>
           <w:lang w:val="pt-PT"/>
         </w:rPr>
         <w:drawing>
@@ -369,14 +384,7 @@
         <w:rPr>
           <w:lang w:val="pt-PT"/>
         </w:rPr>
-        <w:t xml:space="preserve">Criar </w:t>
-      </w:r>
-      <w:proofErr w:type="spellStart"/>
-      <w:r>
-        <w:rPr>
-          <w:lang w:val="pt-PT"/>
-        </w:rPr>
-        <w:t>Ca</w:t>
+        <w:t>Criar Ca</w:t>
       </w:r>
       <w:r>
         <w:rPr>
@@ -390,16 +398,16 @@
         </w:rPr>
         <w:t>ds</w:t>
       </w:r>
-      <w:proofErr w:type="spellEnd"/>
-    </w:p>
-    <w:p>
-      <w:pPr>
-        <w:rPr>
-          <w:lang w:val="pt-PT"/>
-        </w:rPr>
-      </w:pPr>
-      <w:r>
-        <w:rPr>
+    </w:p>
+    <w:p>
+      <w:pPr>
+        <w:rPr>
+          <w:lang w:val="pt-PT"/>
+        </w:rPr>
+      </w:pPr>
+      <w:r>
+        <w:rPr>
+          <w:noProof/>
           <w:lang w:val="pt-PT"/>
         </w:rPr>
         <w:lastRenderedPageBreak/>
@@ -457,16 +465,325 @@
         <w:rPr>
           <w:lang w:val="pt-PT"/>
         </w:rPr>
-        <w:t xml:space="preserve">Data </w:t>
-      </w:r>
-      <w:proofErr w:type="spellStart"/>
-      <w:r>
-        <w:rPr>
-          <w:lang w:val="pt-PT"/>
-        </w:rPr>
-        <w:t>Drill</w:t>
-      </w:r>
-      <w:proofErr w:type="spellEnd"/>
+        <w:t>Data Drill</w:t>
+      </w:r>
+    </w:p>
+    <w:p>
+      <w:pPr>
+        <w:rPr>
+          <w:lang w:val="pt-PT"/>
+        </w:rPr>
+      </w:pPr>
+      <w:r>
+        <w:rPr>
+          <w:lang w:val="pt-PT"/>
+        </w:rPr>
+        <w:drawing>
+          <wp:inline distT="0" distB="0" distL="0" distR="0" wp14:anchorId="6BA0D298" wp14:editId="4BB80A98">
+            <wp:extent cx="5731510" cy="2739390"/>
+            <wp:effectExtent l="0" t="0" r="2540" b="3810"/>
+            <wp:docPr id="1864810354" name="Picture 1"/>
+            <wp:cNvGraphicFramePr>
+              <a:graphicFrameLocks xmlns:a="http://schemas.openxmlformats.org/drawingml/2006/main" noChangeAspect="1"/>
+            </wp:cNvGraphicFramePr>
+            <a:graphic xmlns:a="http://schemas.openxmlformats.org/drawingml/2006/main">
+              <a:graphicData uri="http://schemas.openxmlformats.org/drawingml/2006/picture">
+                <pic:pic xmlns:pic="http://schemas.openxmlformats.org/drawingml/2006/picture">
+                  <pic:nvPicPr>
+                    <pic:cNvPr id="1864810354" name=""/>
+                    <pic:cNvPicPr/>
+                  </pic:nvPicPr>
+                  <pic:blipFill>
+                    <a:blip r:embed="rId9"/>
+                    <a:stretch>
+                      <a:fillRect/>
+                    </a:stretch>
+                  </pic:blipFill>
+                  <pic:spPr>
+                    <a:xfrm>
+                      <a:off x="0" y="0"/>
+                      <a:ext cx="5731510" cy="2739390"/>
+                    </a:xfrm>
+                    <a:prstGeom prst="rect">
+                      <a:avLst/>
+                    </a:prstGeom>
+                  </pic:spPr>
+                </pic:pic>
+              </a:graphicData>
+            </a:graphic>
+          </wp:inline>
+        </w:drawing>
+      </w:r>
+    </w:p>
+    <w:p>
+      <w:pPr>
+        <w:rPr>
+          <w:lang w:val="pt-PT"/>
+        </w:rPr>
+      </w:pPr>
+    </w:p>
+    <w:p>
+      <w:pPr>
+        <w:rPr>
+          <w:lang w:val="pt-PT"/>
+        </w:rPr>
+      </w:pPr>
+      <w:r>
+        <w:rPr>
+          <w:lang w:val="pt-PT"/>
+        </w:rPr>
+        <w:t>Linechart com previsão</w:t>
+      </w:r>
+    </w:p>
+    <w:p>
+      <w:pPr>
+        <w:rPr>
+          <w:lang w:val="pt-PT"/>
+        </w:rPr>
+      </w:pPr>
+      <w:r>
+        <w:rPr>
+          <w:lang w:val="pt-PT"/>
+        </w:rPr>
+        <w:lastRenderedPageBreak/>
+        <w:drawing>
+          <wp:inline distT="0" distB="0" distL="0" distR="0" wp14:anchorId="537903C9" wp14:editId="68B8DEF7">
+            <wp:extent cx="5731510" cy="3056255"/>
+            <wp:effectExtent l="0" t="0" r="2540" b="0"/>
+            <wp:docPr id="1487042806" name="Picture 1"/>
+            <wp:cNvGraphicFramePr>
+              <a:graphicFrameLocks xmlns:a="http://schemas.openxmlformats.org/drawingml/2006/main" noChangeAspect="1"/>
+            </wp:cNvGraphicFramePr>
+            <a:graphic xmlns:a="http://schemas.openxmlformats.org/drawingml/2006/main">
+              <a:graphicData uri="http://schemas.openxmlformats.org/drawingml/2006/picture">
+                <pic:pic xmlns:pic="http://schemas.openxmlformats.org/drawingml/2006/picture">
+                  <pic:nvPicPr>
+                    <pic:cNvPr id="1487042806" name=""/>
+                    <pic:cNvPicPr/>
+                  </pic:nvPicPr>
+                  <pic:blipFill>
+                    <a:blip r:embed="rId10"/>
+                    <a:stretch>
+                      <a:fillRect/>
+                    </a:stretch>
+                  </pic:blipFill>
+                  <pic:spPr>
+                    <a:xfrm>
+                      <a:off x="0" y="0"/>
+                      <a:ext cx="5731510" cy="3056255"/>
+                    </a:xfrm>
+                    <a:prstGeom prst="rect">
+                      <a:avLst/>
+                    </a:prstGeom>
+                  </pic:spPr>
+                </pic:pic>
+              </a:graphicData>
+            </a:graphic>
+          </wp:inline>
+        </w:drawing>
+      </w:r>
+    </w:p>
+    <w:p>
+      <w:pPr>
+        <w:rPr>
+          <w:lang w:val="pt-PT"/>
+        </w:rPr>
+      </w:pPr>
+    </w:p>
+    <w:p>
+      <w:pPr>
+        <w:rPr>
+          <w:lang w:val="pt-PT"/>
+        </w:rPr>
+      </w:pPr>
+      <w:r>
+        <w:rPr>
+          <w:lang w:val="pt-PT"/>
+        </w:rPr>
+        <w:t>Criação de tree map</w:t>
+      </w:r>
+    </w:p>
+    <w:p>
+      <w:pPr>
+        <w:rPr>
+          <w:lang w:val="pt-PT"/>
+        </w:rPr>
+      </w:pPr>
+      <w:r>
+        <w:rPr>
+          <w:lang w:val="pt-PT"/>
+        </w:rPr>
+        <w:drawing>
+          <wp:inline distT="0" distB="0" distL="0" distR="0" wp14:anchorId="3392FBA8" wp14:editId="2BEC90D8">
+            <wp:extent cx="5731510" cy="2222500"/>
+            <wp:effectExtent l="0" t="0" r="2540" b="6350"/>
+            <wp:docPr id="100186465" name="Picture 1"/>
+            <wp:cNvGraphicFramePr>
+              <a:graphicFrameLocks xmlns:a="http://schemas.openxmlformats.org/drawingml/2006/main" noChangeAspect="1"/>
+            </wp:cNvGraphicFramePr>
+            <a:graphic xmlns:a="http://schemas.openxmlformats.org/drawingml/2006/main">
+              <a:graphicData uri="http://schemas.openxmlformats.org/drawingml/2006/picture">
+                <pic:pic xmlns:pic="http://schemas.openxmlformats.org/drawingml/2006/picture">
+                  <pic:nvPicPr>
+                    <pic:cNvPr id="100186465" name=""/>
+                    <pic:cNvPicPr/>
+                  </pic:nvPicPr>
+                  <pic:blipFill>
+                    <a:blip r:embed="rId11"/>
+                    <a:stretch>
+                      <a:fillRect/>
+                    </a:stretch>
+                  </pic:blipFill>
+                  <pic:spPr>
+                    <a:xfrm>
+                      <a:off x="0" y="0"/>
+                      <a:ext cx="5731510" cy="2222500"/>
+                    </a:xfrm>
+                    <a:prstGeom prst="rect">
+                      <a:avLst/>
+                    </a:prstGeom>
+                  </pic:spPr>
+                </pic:pic>
+              </a:graphicData>
+            </a:graphic>
+          </wp:inline>
+        </w:drawing>
+      </w:r>
+    </w:p>
+    <w:p>
+      <w:pPr>
+        <w:rPr>
+          <w:lang w:val="pt-PT"/>
+        </w:rPr>
+      </w:pPr>
+    </w:p>
+    <w:p>
+      <w:pPr>
+        <w:rPr>
+          <w:lang w:val="pt-PT"/>
+        </w:rPr>
+      </w:pPr>
+      <w:r>
+        <w:rPr>
+          <w:lang w:val="pt-PT"/>
+        </w:rPr>
+        <w:t>Donut Chart</w:t>
+      </w:r>
+    </w:p>
+    <w:p>
+      <w:pPr>
+        <w:rPr>
+          <w:lang w:val="pt-PT"/>
+        </w:rPr>
+      </w:pPr>
+      <w:r>
+        <w:rPr>
+          <w:lang w:val="pt-PT"/>
+        </w:rPr>
+        <w:lastRenderedPageBreak/>
+        <w:drawing>
+          <wp:inline distT="0" distB="0" distL="0" distR="0" wp14:anchorId="6B53A80E" wp14:editId="1CE9D033">
+            <wp:extent cx="5731510" cy="2726690"/>
+            <wp:effectExtent l="0" t="0" r="2540" b="0"/>
+            <wp:docPr id="132204543" name="Picture 1"/>
+            <wp:cNvGraphicFramePr>
+              <a:graphicFrameLocks xmlns:a="http://schemas.openxmlformats.org/drawingml/2006/main" noChangeAspect="1"/>
+            </wp:cNvGraphicFramePr>
+            <a:graphic xmlns:a="http://schemas.openxmlformats.org/drawingml/2006/main">
+              <a:graphicData uri="http://schemas.openxmlformats.org/drawingml/2006/picture">
+                <pic:pic xmlns:pic="http://schemas.openxmlformats.org/drawingml/2006/picture">
+                  <pic:nvPicPr>
+                    <pic:cNvPr id="132204543" name=""/>
+                    <pic:cNvPicPr/>
+                  </pic:nvPicPr>
+                  <pic:blipFill>
+                    <a:blip r:embed="rId12"/>
+                    <a:stretch>
+                      <a:fillRect/>
+                    </a:stretch>
+                  </pic:blipFill>
+                  <pic:spPr>
+                    <a:xfrm>
+                      <a:off x="0" y="0"/>
+                      <a:ext cx="5731510" cy="2726690"/>
+                    </a:xfrm>
+                    <a:prstGeom prst="rect">
+                      <a:avLst/>
+                    </a:prstGeom>
+                  </pic:spPr>
+                </pic:pic>
+              </a:graphicData>
+            </a:graphic>
+          </wp:inline>
+        </w:drawing>
+      </w:r>
+    </w:p>
+    <w:p>
+      <w:pPr>
+        <w:rPr>
+          <w:lang w:val="pt-PT"/>
+        </w:rPr>
+      </w:pPr>
+    </w:p>
+    <w:p>
+      <w:pPr>
+        <w:rPr>
+          <w:lang w:val="pt-PT"/>
+        </w:rPr>
+      </w:pPr>
+      <w:r>
+        <w:rPr>
+          <w:lang w:val="pt-PT"/>
+        </w:rPr>
+        <w:t>Slicer</w:t>
+      </w:r>
+    </w:p>
+    <w:p>
+      <w:pPr>
+        <w:rPr>
+          <w:lang w:val="pt-PT"/>
+        </w:rPr>
+      </w:pPr>
+      <w:r>
+        <w:rPr>
+          <w:lang w:val="pt-PT"/>
+        </w:rPr>
+        <w:drawing>
+          <wp:inline distT="0" distB="0" distL="0" distR="0" wp14:anchorId="5889E1F7" wp14:editId="35E0727E">
+            <wp:extent cx="5731510" cy="1593215"/>
+            <wp:effectExtent l="0" t="0" r="2540" b="6985"/>
+            <wp:docPr id="22873070" name="Picture 1"/>
+            <wp:cNvGraphicFramePr>
+              <a:graphicFrameLocks xmlns:a="http://schemas.openxmlformats.org/drawingml/2006/main" noChangeAspect="1"/>
+            </wp:cNvGraphicFramePr>
+            <a:graphic xmlns:a="http://schemas.openxmlformats.org/drawingml/2006/main">
+              <a:graphicData uri="http://schemas.openxmlformats.org/drawingml/2006/picture">
+                <pic:pic xmlns:pic="http://schemas.openxmlformats.org/drawingml/2006/picture">
+                  <pic:nvPicPr>
+                    <pic:cNvPr id="22873070" name=""/>
+                    <pic:cNvPicPr/>
+                  </pic:nvPicPr>
+                  <pic:blipFill>
+                    <a:blip r:embed="rId13"/>
+                    <a:stretch>
+                      <a:fillRect/>
+                    </a:stretch>
+                  </pic:blipFill>
+                  <pic:spPr>
+                    <a:xfrm>
+                      <a:off x="0" y="0"/>
+                      <a:ext cx="5731510" cy="1593215"/>
+                    </a:xfrm>
+                    <a:prstGeom prst="rect">
+                      <a:avLst/>
+                    </a:prstGeom>
+                  </pic:spPr>
+                </pic:pic>
+              </a:graphicData>
+            </a:graphic>
+          </wp:inline>
+        </w:drawing>
+      </w:r>
     </w:p>
     <w:sectPr>
       <w:pgSz w:w="11906" w:h="16838"/>
